--- a/files/YaoZHIhu/姚勇奇闻目录%/5如果善良总是导致自我牺牲仍是美德吗/5如果善良总是导致自我牺牲仍是美德吗.docx
+++ b/files/YaoZHIhu/姚勇奇闻目录%/5如果善良总是导致自我牺牲仍是美德吗/5如果善良总是导致自我牺牲仍是美德吗.docx
@@ -194,7 +194,7 @@
           <w:color w:val="222222"/>
           <w:sz w:val="24"/>
         </w:rPr>
-        <w:t>2-4%成人是有限合作者。没挨掠夺，你利他我也利他。你自私我也转为利己。</w:t>
+        <w:t>2-4成人是有限合作者。没挨掠夺，你利他我也利他。你自私我也转为利己。</w:t>
       </w:r>
     </w:p>
     <w:p>

--- a/files/YaoZHIhu/姚勇奇闻目录%/5如果善良总是导致自我牺牲仍是美德吗/5如果善良总是导致自我牺牲仍是美德吗.docx
+++ b/files/YaoZHIhu/姚勇奇闻目录%/5如果善良总是导致自我牺牲仍是美德吗/5如果善良总是导致自我牺牲仍是美德吗.docx
@@ -194,7 +194,7 @@
           <w:color w:val="222222"/>
           <w:sz w:val="24"/>
         </w:rPr>
-        <w:t>2-4成人是有限合作者。没挨掠夺，你利他我也利他。你自私我也转为利己。</w:t>
+        <w:t>4-6成人是有限合作者。投桃报李。你利他我也利他。你自私我也转为利己。</w:t>
       </w:r>
     </w:p>
     <w:p>
@@ -210,7 +210,7 @@
           <w:color w:val="222222"/>
           <w:sz w:val="24"/>
         </w:rPr>
-        <w:t>4-6成人是绝对利己者。多数时候他们一定会选择个人利益最大化。损人利己者就都在这个里面。</w:t>
+        <w:t>2-3成人是绝对利己者。多数时候他们一定会选择个人利益最大化。损人利己者就都在这个里面。</w:t>
       </w:r>
     </w:p>
     <w:p>
@@ -226,7 +226,7 @@
           <w:color w:val="222222"/>
           <w:sz w:val="24"/>
         </w:rPr>
-        <w:t>5%到10%的人是强利他者，哪怕没有回报或者损失个人利益，也要奉行利他。也就是“雷锋”这类人。</w:t>
+        <w:t>5%到10%的人是强烈利他者。哪怕没有回报或者损失个人利益，也要奉行利他。也就是“雷锋”这类人。</w:t>
       </w:r>
     </w:p>
     <w:p>
@@ -242,7 +242,7 @@
           <w:color w:val="222222"/>
           <w:sz w:val="24"/>
         </w:rPr>
-        <w:t>多数人没见过最后一类。恰好我父亲就是，给我提供了一个少见的观察对象。他晚年花掉了大部分养工资助农村扶贫。毫无来由，就是他一直要做。我觉得很可能这种基因也传给了我，我也在以一个小一百万做他的扶贫项目和贫困大学生学费。算是深入体验了下一利他行为。</w:t>
+        <w:t>多数人没见过最后一类。恰好我父亲就是。给我提供了一个少见的观察对象。他晚年花掉了大部分养老工资做农村扶贫。毫无来由，就是他一直想做。我觉着很可能这种基因也传给了我，我也花了小一百万资助他的扶贫项目和贫困大学生学费。算是深入体验了一下利他行为。</w:t>
       </w:r>
     </w:p>
     <w:p>
@@ -258,7 +258,7 @@
           <w:color w:val="222222"/>
           <w:sz w:val="24"/>
         </w:rPr>
-        <w:t>（有知识：你们平时看到的所谓“慈善”，大多其实不是慈善。因为那些人/企业/私人慈善基金会 并没有额外多拿出什么财富。国家对慈善款有返还税规定。也就是说，本来要缴的税，你可以作为善款报销，这样你不用再多缴纳一份税而已。你拿出来的本来就不是你的钱。所以，社会上一般说的“慈善”，其实看不出“善”从何来。只是一群有钱人的沽名钓誉。中外皆是。所以下次你碰到所谓的“慈善”，就去算算1a拿出来的钱和1a应缴的税额哪个多，孰知谁才是“善”举了。我那些可以逃税的票据都扔了）</w:t>
+        <w:t>（冷知识：你们平时看到的所谓“慈善”，大多其实不是慈善。因为那些人/企业/私人慈善基金会 并没有额外多拿出什么财富。国家对慈善款都有退税规定。也就是说，本来要缴纳的税，你可以作为善款捐献。这样你不用再多缴纳一份税而已。你拿出来的本来就不是你的钱。所以，社会上一般说的“慈善”，其实看不出“善”从何来。只是一群有钱人的沽名钓誉。中外皆是。所以下次你碰到所谓的“慈善”，就去算算ta拿出来的钱和ta应缴纳的税款哪个多，就知道是不是“善”举了。我那些可以退税的票据都扔了）</w:t>
       </w:r>
     </w:p>
     <w:p>
@@ -274,7 +274,7 @@
           <w:color w:val="222222"/>
           <w:sz w:val="24"/>
         </w:rPr>
-        <w:t>经过绝大多数人没有的实践体验，我有几个结论。</w:t>
+        <w:t>经过绝大多数人没有的实践体验。我有几个结论。</w:t>
       </w:r>
     </w:p>
     <w:p>
@@ -290,7 +290,7 @@
           <w:color w:val="222222"/>
           <w:sz w:val="24"/>
         </w:rPr>
-        <w:t>首先道德本身就是人类社会为了最大化繁衍生息而产生的。而利他有助于此。所以一直会被作为正向道德提倡，成为美德。站在物种进化繁衍角度和功利角度，这很自然。利他是美德，这类腐蚀社会往低处流是自然规律。</w:t>
+        <w:t>首先道德本身就是人类群体为了最大化繁衍生存而产生的。而利他有助于此，所以一直会被作为正向道德提倡。成为美德。站在物种进化繁衍角度和功利角度，这很自然。利他是美德，这就类似水往低处流是自然规律。</w:t>
       </w:r>
     </w:p>
     <w:p>
@@ -306,7 +306,7 @@
           <w:color w:val="222222"/>
           <w:sz w:val="24"/>
         </w:rPr>
-        <w:t>其次，利他这种倾向大部分是天生。然后经过后天社会规则灌输加以放大。因为利他行为会帮助群体最大化生存繁衍，所以这种行为一直被提倡。但很显然，那么后天社会极度的影响，而不会彻底改变。所以利他者无论怎么被钻。拐卖。这种天性很难被改变。只是利他的策略会调整。</w:t>
+        <w:t>其次，利他这种倾向大部分是天生，然后经过后天社会规训被加以放大。因为利他行为会帮助群体最大化生存繁衍，所以这种行为一直被提倡。但既然是天生，那么后天只会轻度的影响，而不会彻底改变。所以利他者无论怎么被坑，损失，这种天性很难被改变。只是利他的策略会调整。</w:t>
       </w:r>
     </w:p>
     <w:p>
@@ -338,7 +338,7 @@
           <w:color w:val="222222"/>
           <w:sz w:val="24"/>
         </w:rPr>
-        <w:t>这个观察群体不便展开。不过大家都心知肚明。只用观察这个社会有能力损人利己的人群。就非常明了。</w:t>
+        <w:t>这个观察具体不便展开。不过大家都心知肚明。只用观察这个社会有能力损人利己的人群。就非常明了。</w:t>
       </w:r>
     </w:p>
     <w:p>
@@ -386,7 +386,7 @@
           <w:color w:val="222222"/>
           <w:sz w:val="24"/>
         </w:rPr>
-        <w:t>比如朝鲜，大喊对领袖感恩要为领袖奉献的美德，显然是这种喜欢颂利他，来掠夺的行为。</w:t>
+        <w:t>比如朝鲜，大喊对领袖感恩要为领袖奉献的美德，显然是这种靠歌颂利他，来掠夺的行为。</w:t>
       </w:r>
     </w:p>
     <w:p>
@@ -402,7 +402,7 @@
           <w:color w:val="222222"/>
           <w:sz w:val="24"/>
         </w:rPr>
-        <w:t>反过来，如果大家商议过以大家全部是利己者为前提，建立利他组织（政府）和暴力机器，那么就不用讨论谁叫利他美德，而是把权力监督和替换机制想办法弄得完善一些。社会和群体让逐一个个权宜组织利他（利于合作）功能部门，避免为短期利益进入囚徒困境也就是双输。美德就较宗教教义而少，这是一种不得已而为之的博弈策略。</w:t>
+        <w:t>反过来，如果大家商议好以大家全部是利己者为前提，建立利他组织（政府）和暴力机器，那么就不用拼命喊叫利他美德，而是把权力监督和替换机制想办法弄得完善一些。社会个体都让渡一些个人权益组成利他（利于社会）功能部门。避免为短期利益进入囚徒困境也就是双输。美德就教给宗教即可。这是一种不得已而为之的博弈策略。</w:t>
       </w:r>
     </w:p>
     <w:p>
@@ -418,7 +418,7 @@
           <w:color w:val="222222"/>
           <w:sz w:val="24"/>
         </w:rPr>
-        <w:t>有人会说，伪善无法不在。既然利己为前提，自然合适成利他者被破解搞掌握权力，剥削其他人。</w:t>
+        <w:t>有人会说，伪善无处不在。既然利己为前提，自然会造成利己者想破脑袋掌握权力，剥削其他人。</w:t>
       </w:r>
     </w:p>
     <w:p>
@@ -434,7 +434,7 @@
           <w:color w:val="222222"/>
           <w:sz w:val="24"/>
         </w:rPr>
-        <w:t>是的，没错，不过这里面有个区别。</w:t>
+        <w:t>是的，没错。不过这里面有个区别。</w:t>
       </w:r>
     </w:p>
     <w:p>
@@ -450,7 +450,7 @@
           <w:color w:val="222222"/>
           <w:sz w:val="24"/>
         </w:rPr>
-        <w:t>当我知道谁是利己者，你也知道谁是利己者。你也知道我知道你是利己者。至少伪善和道德绑架就没有那么了。剩下的问题就是如何甄别和淘汰伪善者，形成良币驱逐劣币，且能纠偏的机制。</w:t>
+        <w:t>当我知道你是利己者，你也知道你是利己者，你也知道我知道你是利己者。至少伪善和道德绑架就没有用了。剩下的问题就是如何甄别和淘汰伪善者。形成良币驱逐劣币，且能纠偏的系统。</w:t>
       </w:r>
     </w:p>
     <w:p>
@@ -466,7 +466,7 @@
           <w:color w:val="222222"/>
           <w:sz w:val="24"/>
         </w:rPr>
-        <w:t>那么如果我们碰到的是以利他为主旨的教会的人和人群。那么可以用最朴素的观察和认知。如果一个人（一小撮人群）大喊要别人利他，就观察其行为是利他还是利己。所谓听其言，更要观其行。</w:t>
+        <w:t>那么如果我们碰到的是以利他为主旨和使命的人和人群。那么可以用最朴素的观察和认知。如果一个人（一小撮人群）大喊要别人利他，就观察其行为是利他还是利己。所谓听其言，更要观其行。</w:t>
       </w:r>
     </w:p>
     <w:p>
@@ -482,7 +482,7 @@
           <w:color w:val="222222"/>
           <w:sz w:val="24"/>
         </w:rPr>
-        <w:t>不过，说到底，掠夺需要的不是对美德的称颂和绑架，而是暴力机器的体系和运转。所以称颂美德是所有人关注社会所关心中更重要的事。和掠夺与否关系不大。</w:t>
+        <w:t>不过，说到底，掠夺需要的不是对美德的称颂和绑架，而是暴力机器的维系和运转。所以称颂美德是所有人类社会所有文化中都要做的事。和掠夺与否关系不大。</w:t>
       </w:r>
     </w:p>
     <w:p>
@@ -498,7 +498,7 @@
           <w:color w:val="222222"/>
           <w:sz w:val="24"/>
         </w:rPr>
-        <w:t>从个人而言，我很清楚我属于那 10%的人。也用行为实践了一下。而原因并不是出于对美德的偏好，而是基因我没法舍弃教条，给怀与某种正向价值观的。说来可笑，过去还常常因为自身有这么多与多数人不同，而有些惶恐。</w:t>
+        <w:t>从个人而言。我很清楚我属于那10%的人。也用行为实践了一下。而原因并不是出于对美德的偏好，而是基因表现结合家教影响，恰好与某种正向价值观吻合。说来可乐，过去还常常因为自身天性与多数人不符，而有些惶恐。</w:t>
       </w:r>
     </w:p>
     <w:p>
@@ -514,7 +514,7 @@
           <w:color w:val="222222"/>
           <w:sz w:val="24"/>
         </w:rPr>
-        <w:t>这么多年的经验是，利他者要做的是增强甄别伪善者的能力。坏事要更好，做好事则要更狡猾。因为当你善于利他，自然会有损人利己者盯上。这也是自然规律而已。</w:t>
+        <w:t>这么多年的经验是，利他者需要做的是增强鉴别伪善者的能力。做坏事要奸。做好事则要更狡猾。因为当你偏于利他，自然会有损人利己者盯上。这也是自然规律而已。</w:t>
       </w:r>
     </w:p>
     <w:p>
@@ -530,7 +530,7 @@
           <w:color w:val="222222"/>
           <w:sz w:val="24"/>
         </w:rPr>
-        <w:t>另外，当你明白了有1a还是相对向善时，心情也许能不错。</w:t>
+        <w:t>另外，当你明白有7成人还是相对向善时，心情也许能不错。</w:t>
       </w:r>
     </w:p>
     <w:p>
@@ -595,7 +595,7 @@
           <w:color w:val="222222"/>
           <w:sz w:val="23"/>
         </w:rPr>
-        <w:t>正文把「慈善／美德」从道德标签改写成可算的账：1a拿出来的钱和 1a 应缴的税哪个多；强利他大约 5%–10%，老爸被写成少见观察对象，不是把多数人的相对贡献判失败。称颂利他会不会方便掠夺，正文收到暴力机器的性质上，而不是收到「你够不够好」上。</w:t>
+        <w:t>正文把「慈善／美德」从道德标签改写成可算的账：ta拿出来的钱和 ta 应缴的税哪个多；强烈利他大约 5%–10%，老爸被写成少见观察对象，不是把多数人的相对贡献判失败。称颂利他会不会方便掠夺，正文收到暴力机器的性质上，而不是收到「你够不够好」上。文末是「有7成人还是相对向善」，不是 1a。</w:t>
       </w:r>
     </w:p>
     <w:p>
